--- a/docs/系统功能评审与改进建议.docx
+++ b/docs/系统功能评审与改进建议.docx
@@ -149,6 +149,160 @@
           <w:sz w:val="21"/>
         </w:rPr>
         <w:t>总体结论：系统核心需求已全部实现，且超出原始需求完成了附件管理、Excel 导入、合同归档、分管部门授权、日志审计、数据字典、操作手册等扩展功能，可满足合同台账管理的基本要求；主要差距集中在合同全生命周期管理、财务勾稽校验、提醒主动触达与安全加固方面，建议按本报告优先级逐步完善。</w:t>
+      </w:r>
+    </w:p>
+    <w:p>
+      <w:pPr>
+        <w:spacing w:before="80" w:after="160"/>
+        <w:ind w:left="170" w:right="170"/>
+        <w:shd w:val="clear" w:color="auto" w:fill="EAF3FB"/>
+        <w:pBdr>
+          <w:left w:val="single" w:sz="14" w:space="4" w:color="1E90FF"/>
+        </w:pBdr>
+      </w:pPr>
+      <w:r>
+        <w:rPr>
+          <w:rFonts w:ascii="Calibri" w:hAnsi="Calibri" w:eastAsia="微软雅黑"/>
+          <w:b/>
+          <w:color w:val="1F4D78"/>
+          <w:sz w:val="21"/>
+        </w:rPr>
+        <w:t>后续变更提示（2026-09-29 补充）</w:t>
+      </w:r>
+      <w:r>
+        <w:rPr>
+          <w:rFonts w:ascii="Calibri" w:hAnsi="Calibri" w:eastAsia="微软雅黑"/>
+          <w:b w:val="0"/>
+          <w:color w:val="1F4D78"/>
+          <w:sz w:val="21"/>
+        </w:rPr>
+        <w:t>：本报告为 2026-08 评审期成果。此后系统新增了</w:t>
+      </w:r>
+      <w:r>
+        <w:rPr>
+          <w:rFonts w:ascii="Calibri" w:hAnsi="Calibri" w:eastAsia="微软雅黑"/>
+          <w:b/>
+          <w:color w:val="1F4D78"/>
+          <w:sz w:val="21"/>
+        </w:rPr>
+        <w:t>资产合同台账</w:t>
+      </w:r>
+      <w:r>
+        <w:rPr>
+          <w:rFonts w:ascii="Calibri" w:hAnsi="Calibri" w:eastAsia="微软雅黑"/>
+          <w:b w:val="0"/>
+          <w:color w:val="1F4D78"/>
+          <w:sz w:val="21"/>
+        </w:rPr>
+        <w:t>模块（资产合同表 + 归档 + 附件 + 导入导出 + 查询统计 + 按部门过滤）、</w:t>
+      </w:r>
+      <w:r>
+        <w:rPr>
+          <w:rFonts w:ascii="Calibri" w:hAnsi="Calibri" w:eastAsia="微软雅黑"/>
+          <w:b/>
+          <w:color w:val="1F4D78"/>
+          <w:sz w:val="21"/>
+        </w:rPr>
+        <w:t>资产合同租金收缴模块</w:t>
+      </w:r>
+      <w:r>
+        <w:rPr>
+          <w:rFonts w:ascii="Calibri" w:hAnsi="Calibri" w:eastAsia="微软雅黑"/>
+          <w:b w:val="0"/>
+          <w:color w:val="1F4D78"/>
+          <w:sz w:val="21"/>
+        </w:rPr>
+        <w:t>（</w:t>
+      </w:r>
+      <w:r>
+        <w:rPr>
+          <w:rFonts w:ascii="Consolas" w:hAnsi="Consolas" w:eastAsia="微软雅黑"/>
+          <w:b w:val="0"/>
+          <w:color w:val="1F4D78"/>
+          <w:sz w:val="20"/>
+        </w:rPr>
+        <w:t>asset_rent_collections</w:t>
+      </w:r>
+      <w:r>
+        <w:rPr>
+          <w:rFonts w:ascii="Calibri" w:hAnsi="Calibri" w:eastAsia="微软雅黑"/>
+          <w:b w:val="0"/>
+          <w:color w:val="1F4D78"/>
+          <w:sz w:val="21"/>
+        </w:rPr>
+        <w:t xml:space="preserve"> 子表：弹窗内动态明细表新增/编辑/删除、应缴/实缴/差额实时汇总、缴款方式枚举“直缴非税/现金/微信/其他”且默认直缴非税、归档只读、变更写入字段级日志）、合同主表改名 </w:t>
+      </w:r>
+      <w:r>
+        <w:rPr>
+          <w:rFonts w:ascii="Consolas" w:hAnsi="Consolas" w:eastAsia="微软雅黑"/>
+          <w:b w:val="0"/>
+          <w:color w:val="1F4D78"/>
+          <w:sz w:val="20"/>
+        </w:rPr>
+        <w:t>project_contracts</w:t>
+      </w:r>
+      <w:r>
+        <w:rPr>
+          <w:rFonts w:ascii="Calibri" w:hAnsi="Calibri" w:eastAsia="微软雅黑"/>
+          <w:b w:val="0"/>
+          <w:color w:val="1F4D78"/>
+          <w:sz w:val="21"/>
+        </w:rPr>
+        <w:t>、首页卡片与提醒列表改版（五张卡片悬停环形图气泡 + “待收/支提醒”）、查询统计双选项卡，以及字段级变更日志；</w:t>
+      </w:r>
+      <w:r>
+        <w:rPr>
+          <w:rFonts w:ascii="Consolas" w:hAnsi="Consolas" w:eastAsia="微软雅黑"/>
+          <w:b w:val="0"/>
+          <w:color w:val="1F4D78"/>
+          <w:sz w:val="20"/>
+        </w:rPr>
+        <w:t>schema_version</w:t>
+      </w:r>
+      <w:r>
+        <w:rPr>
+          <w:rFonts w:ascii="Calibri" w:hAnsi="Calibri" w:eastAsia="微软雅黑"/>
+          <w:b w:val="0"/>
+          <w:color w:val="1F4D78"/>
+          <w:sz w:val="21"/>
+        </w:rPr>
+        <w:t xml:space="preserve"> 已到 </w:t>
+      </w:r>
+      <w:r>
+        <w:rPr>
+          <w:rFonts w:ascii="Calibri" w:hAnsi="Calibri" w:eastAsia="微软雅黑"/>
+          <w:b/>
+          <w:color w:val="1F4D78"/>
+          <w:sz w:val="21"/>
+        </w:rPr>
+        <w:t>v18</w:t>
+      </w:r>
+      <w:r>
+        <w:rPr>
+          <w:rFonts w:ascii="Calibri" w:hAnsi="Calibri" w:eastAsia="微软雅黑"/>
+          <w:b w:val="0"/>
+          <w:color w:val="1F4D78"/>
+          <w:sz w:val="21"/>
+        </w:rPr>
+        <w:t>。本报告中“附件管理为三类（决策依据/合同/验收结算）”指项目合同，资产合同附件为三类（</w:t>
+      </w:r>
+      <w:r>
+        <w:rPr>
+          <w:rFonts w:ascii="Calibri" w:hAnsi="Calibri" w:eastAsia="微软雅黑"/>
+          <w:b/>
+          <w:color w:val="1F4D78"/>
+          <w:sz w:val="21"/>
+        </w:rPr>
+        <w:t>资产现状图片</w:t>
+      </w:r>
+      <w:r>
+        <w:rPr>
+          <w:rFonts w:ascii="Calibri" w:hAnsi="Calibri" w:eastAsia="微软雅黑"/>
+          <w:b w:val="0"/>
+          <w:color w:val="1F4D78"/>
+          <w:sz w:val="21"/>
+        </w:rPr>
+        <w:t>/决策依据/合同）。最新功能与结构见《系统开发文档》V1.3、《数据字典表》V1.4 与《用户操作手册》V1.4。</w:t>
       </w:r>
     </w:p>
     <w:p>
@@ -719,7 +873,43 @@
                 <w:color w:val="333333"/>
                 <w:sz w:val="21"/>
               </w:rPr>
-              <w:t>五张统计卡片：总合同数、总合同额、已/将到期合同数、待支付项目数、待支付总金额（数据范围按角色过滤）</w:t>
+              <w:t>五张统计卡片：总合同数、总合同额、已/将到期合同数、</w:t>
+            </w:r>
+            <w:r>
+              <w:rPr>
+                <w:rFonts w:ascii="Calibri" w:hAnsi="Calibri" w:eastAsia="微软雅黑"/>
+                <w:b/>
+                <w:color w:val="333333"/>
+                <w:sz w:val="21"/>
+              </w:rPr>
+              <w:t>待收/支合同数</w:t>
+            </w:r>
+            <w:r>
+              <w:rPr>
+                <w:rFonts w:ascii="Calibri" w:hAnsi="Calibri" w:eastAsia="微软雅黑"/>
+                <w:b w:val="0"/>
+                <w:color w:val="333333"/>
+                <w:sz w:val="21"/>
+              </w:rPr>
+              <w:t>、</w:t>
+            </w:r>
+            <w:r>
+              <w:rPr>
+                <w:rFonts w:ascii="Calibri" w:hAnsi="Calibri" w:eastAsia="微软雅黑"/>
+                <w:b/>
+                <w:color w:val="333333"/>
+                <w:sz w:val="21"/>
+              </w:rPr>
+              <w:t>待收/支总金额</w:t>
+            </w:r>
+            <w:r>
+              <w:rPr>
+                <w:rFonts w:ascii="Calibri" w:hAnsi="Calibri" w:eastAsia="微软雅黑"/>
+                <w:b w:val="0"/>
+                <w:color w:val="333333"/>
+                <w:sz w:val="21"/>
+              </w:rPr>
+              <w:t>（数据范围按角色过滤；V1.4 起前三张之外的“待收/支”两张亦支持悬停查看“待收/待支”构成占比）</w:t>
             </w:r>
           </w:p>
         </w:tc>
@@ -1202,6 +1392,15 @@
           <w:sz w:val="22"/>
         </w:rPr>
         <w:t>：当前提醒仅登录时实时计算，用户不上线即无法感知。建议首页增加“逾期未处理合同”列表，提醒支持“推迟 7/15/30 天”，远期可对接短信或邮件通知。</w:t>
+      </w:r>
+      <w:r>
+        <w:rPr>
+          <w:rFonts w:ascii="Calibri" w:hAnsi="Calibri" w:eastAsia="微软雅黑"/>
+          <w:b/>
+          <w:color w:val="333333"/>
+          <w:sz w:val="22"/>
+        </w:rPr>
+        <w:t>（2026-10-10 更新：短信主动触达已上线——到期/待收/待支提醒按“每人一条、每周一次（默认周一 09:00，可配置）”自动下发，另提供合同内催办、点对点发送与失败重发；首页“逾期未处理”列表与“推迟”能力仍未实施。）</w:t>
       </w:r>
     </w:p>
     <w:p>
@@ -2326,7 +2525,7 @@
                 <w:color w:val="333333"/>
                 <w:sz w:val="21"/>
               </w:rPr>
-              <w:t>待实施（目标 V1.2）</w:t>
+              <w:t>部分实施：提醒主动触达（短信）已于 2026-10-10 上线；其余待实施（目标 V1.2）</w:t>
             </w:r>
           </w:p>
         </w:tc>
